--- a/Manual de implementación de kval.docx
+++ b/Manual de implementación de kval.docx
@@ -66,7 +66,7 @@
         <w:rPr>
           <w:noProof/>
         </w:rPr>
-        <w:t>viernes, 24 de abril de 2026</w:t>
+        <w:t>miércoles, 29 de abril de 2026</w:t>
       </w:r>
       <w:r>
         <w:fldChar w:fldCharType="end"/>
@@ -212,7 +212,7 @@
                     </pic:cNvPicPr>
                   </pic:nvPicPr>
                   <pic:blipFill>
-                    <a:blip r:embed="rId6">
+                    <a:blip r:embed="rId8">
                       <a:extLst>
                         <a:ext uri="{28A0092B-C50C-407E-A947-70E740481C1C}">
                           <a14:useLocalDpi xmlns:a14="http://schemas.microsoft.com/office/drawing/2010/main" val="0"/>
@@ -258,14 +258,844 @@
         <w:t xml:space="preserve">Menú principal </w:t>
       </w:r>
     </w:p>
+    <w:p>
+      <w:r>
+        <w:rPr>
+          <w:noProof/>
+        </w:rPr>
+        <w:drawing>
+          <wp:anchor distT="0" distB="0" distL="114300" distR="114300" simplePos="0" relativeHeight="251659264" behindDoc="0" locked="0" layoutInCell="1" allowOverlap="1" wp14:anchorId="1402C0A3" wp14:editId="35A633C0">
+            <wp:simplePos x="0" y="0"/>
+            <wp:positionH relativeFrom="margin">
+              <wp:align>left</wp:align>
+            </wp:positionH>
+            <wp:positionV relativeFrom="paragraph">
+              <wp:posOffset>319405</wp:posOffset>
+            </wp:positionV>
+            <wp:extent cx="6219825" cy="3962400"/>
+            <wp:effectExtent l="0" t="0" r="9525" b="0"/>
+            <wp:wrapSquare wrapText="bothSides"/>
+            <wp:docPr id="2" name="Imagen 2"/>
+            <wp:cNvGraphicFramePr>
+              <a:graphicFrameLocks xmlns:a="http://schemas.openxmlformats.org/drawingml/2006/main" noChangeAspect="1"/>
+            </wp:cNvGraphicFramePr>
+            <a:graphic xmlns:a="http://schemas.openxmlformats.org/drawingml/2006/main">
+              <a:graphicData uri="http://schemas.openxmlformats.org/drawingml/2006/picture">
+                <pic:pic xmlns:pic="http://schemas.openxmlformats.org/drawingml/2006/picture">
+                  <pic:nvPicPr>
+                    <pic:cNvPr id="1" name=""/>
+                    <pic:cNvPicPr/>
+                  </pic:nvPicPr>
+                  <pic:blipFill rotWithShape="1">
+                    <a:blip r:embed="rId9">
+                      <a:extLst>
+                        <a:ext uri="{28A0092B-C50C-407E-A947-70E740481C1C}">
+                          <a14:useLocalDpi xmlns:a14="http://schemas.microsoft.com/office/drawing/2010/main" val="0"/>
+                        </a:ext>
+                      </a:extLst>
+                    </a:blip>
+                    <a:srcRect l="7299" t="12371" r="61642" b="17622"/>
+                    <a:stretch/>
+                  </pic:blipFill>
+                  <pic:spPr bwMode="auto">
+                    <a:xfrm>
+                      <a:off x="0" y="0"/>
+                      <a:ext cx="6219825" cy="3962400"/>
+                    </a:xfrm>
+                    <a:prstGeom prst="rect">
+                      <a:avLst/>
+                    </a:prstGeom>
+                    <a:ln>
+                      <a:noFill/>
+                    </a:ln>
+                    <a:extLst>
+                      <a:ext uri="{53640926-AAD7-44D8-BBD7-CCE9431645EC}">
+                        <a14:shadowObscured xmlns:a14="http://schemas.microsoft.com/office/drawing/2010/main"/>
+                      </a:ext>
+                    </a:extLst>
+                  </pic:spPr>
+                </pic:pic>
+              </a:graphicData>
+            </a:graphic>
+            <wp14:sizeRelH relativeFrom="margin">
+              <wp14:pctWidth>0</wp14:pctWidth>
+            </wp14:sizeRelH>
+            <wp14:sizeRelV relativeFrom="margin">
+              <wp14:pctHeight>0</wp14:pctHeight>
+            </wp14:sizeRelV>
+          </wp:anchor>
+        </w:drawing>
+      </w:r>
+    </w:p>
+    <w:p>
+      <w:pPr>
+        <w:pStyle w:val="Ttulo3"/>
+        <w:shd w:val="clear" w:color="auto" w:fill="FFFFFF"/>
+        <w:spacing w:before="0" w:after="60"/>
+        <w:rPr>
+          <w:rFonts w:ascii="Segoe UI" w:hAnsi="Segoe UI" w:cs="Segoe UI"/>
+          <w:color w:val="0D0D0D"/>
+        </w:rPr>
+      </w:pPr>
+      <w:r>
+        <w:rPr>
+          <w:rFonts w:ascii="Segoe UI" w:hAnsi="Segoe UI" w:cs="Segoe UI"/>
+          <w:color w:val="0D0D0D"/>
+        </w:rPr>
+        <w:t>1. Introducción</w:t>
+      </w:r>
+    </w:p>
+    <w:p>
+      <w:pPr>
+        <w:pStyle w:val="NormalWeb"/>
+        <w:shd w:val="clear" w:color="auto" w:fill="FFFFFF"/>
+        <w:spacing w:before="0" w:after="0"/>
+        <w:rPr>
+          <w:rFonts w:ascii="Segoe UI" w:hAnsi="Segoe UI" w:cs="Segoe UI"/>
+          <w:color w:val="0D0D0D"/>
+        </w:rPr>
+      </w:pPr>
+      <w:r>
+        <w:rPr>
+          <w:rFonts w:ascii="Segoe UI" w:hAnsi="Segoe UI" w:cs="Segoe UI"/>
+          <w:color w:val="0D0D0D"/>
+        </w:rPr>
+        <w:t>El sistema </w:t>
+      </w:r>
+      <w:r>
+        <w:rPr>
+          <w:rStyle w:val="Textoennegrita"/>
+          <w:rFonts w:ascii="Segoe UI" w:eastAsiaTheme="majorEastAsia" w:hAnsi="Segoe UI" w:cs="Segoe UI"/>
+          <w:color w:val="0D0D0D"/>
+        </w:rPr>
+        <w:t>KVAL</w:t>
+      </w:r>
+      <w:r>
+        <w:rPr>
+          <w:rFonts w:ascii="Segoe UI" w:hAnsi="Segoe UI" w:cs="Segoe UI"/>
+          <w:color w:val="0D0D0D"/>
+        </w:rPr>
+        <w:t> es una aplicación de punto de venta diseñada para facilitar la gestión básica de productos, ventas y reportes. La pantalla principal funciona como centro de navegación hacia las distintas funcionalidades del sistema.</w:t>
+      </w:r>
+    </w:p>
+    <w:p>
+      <w:pPr>
+        <w:spacing w:before="720" w:after="720"/>
+        <w:rPr>
+          <w:rFonts w:ascii="Segoe UI" w:hAnsi="Segoe UI" w:cs="Segoe UI"/>
+        </w:rPr>
+      </w:pPr>
+      <w:r>
+        <w:pict w14:anchorId="5D74AA37">
+          <v:rect id="_x0000_i1025" style="width:0;height:0" o:hralign="center" o:hrstd="t" o:hr="t" fillcolor="#a0a0a0" stroked="f"/>
+        </w:pict>
+      </w:r>
+    </w:p>
+    <w:p>
+      <w:pPr>
+        <w:pStyle w:val="Ttulo3"/>
+        <w:shd w:val="clear" w:color="auto" w:fill="FFFFFF"/>
+        <w:spacing w:before="0" w:after="60"/>
+        <w:rPr>
+          <w:rFonts w:ascii="Segoe UI" w:hAnsi="Segoe UI" w:cs="Segoe UI"/>
+          <w:color w:val="0D0D0D"/>
+        </w:rPr>
+      </w:pPr>
+      <w:r>
+        <w:rPr>
+          <w:rFonts w:ascii="Segoe UI" w:hAnsi="Segoe UI" w:cs="Segoe UI"/>
+          <w:color w:val="0D0D0D"/>
+        </w:rPr>
+        <w:t>2. Pantalla Principal</w:t>
+      </w:r>
+    </w:p>
+    <w:p>
+      <w:pPr>
+        <w:pStyle w:val="NormalWeb"/>
+        <w:shd w:val="clear" w:color="auto" w:fill="FFFFFF"/>
+        <w:rPr>
+          <w:rFonts w:ascii="Segoe UI" w:hAnsi="Segoe UI" w:cs="Segoe UI"/>
+          <w:color w:val="0D0D0D"/>
+        </w:rPr>
+      </w:pPr>
+      <w:r>
+        <w:rPr>
+          <w:rFonts w:ascii="Segoe UI" w:hAnsi="Segoe UI" w:cs="Segoe UI"/>
+          <w:color w:val="0D0D0D"/>
+        </w:rPr>
+        <w:t>Al iniciar el sistema, se muestra una ventana con el logotipo en la parte superior y un menú de opciones al centro. Desde aquí se accede a todas las funciones disponibles mediante botones.</w:t>
+      </w:r>
+    </w:p>
+    <w:p>
+      <w:pPr>
+        <w:spacing w:before="720" w:after="720"/>
+        <w:rPr>
+          <w:rFonts w:ascii="Segoe UI" w:hAnsi="Segoe UI" w:cs="Segoe UI"/>
+        </w:rPr>
+      </w:pPr>
+      <w:r>
+        <w:pict w14:anchorId="5FB2F95D">
+          <v:rect id="_x0000_i1026" style="width:0;height:0" o:hralign="center" o:hrstd="t" o:hr="t" fillcolor="#a0a0a0" stroked="f"/>
+        </w:pict>
+      </w:r>
+    </w:p>
+    <w:p>
+      <w:pPr>
+        <w:pStyle w:val="Ttulo3"/>
+        <w:shd w:val="clear" w:color="auto" w:fill="FFFFFF"/>
+        <w:spacing w:before="0" w:after="60"/>
+        <w:rPr>
+          <w:rFonts w:ascii="Segoe UI" w:hAnsi="Segoe UI" w:cs="Segoe UI"/>
+          <w:color w:val="0D0D0D"/>
+        </w:rPr>
+      </w:pPr>
+      <w:r>
+        <w:rPr>
+          <w:rFonts w:ascii="Segoe UI" w:hAnsi="Segoe UI" w:cs="Segoe UI"/>
+          <w:color w:val="0D0D0D"/>
+        </w:rPr>
+        <w:lastRenderedPageBreak/>
+        <w:t>3. Opciones del Menú</w:t>
+      </w:r>
+    </w:p>
+    <w:p>
+      <w:pPr>
+        <w:pStyle w:val="NormalWeb"/>
+        <w:shd w:val="clear" w:color="auto" w:fill="FFFFFF"/>
+        <w:spacing w:before="0" w:after="0"/>
+        <w:rPr>
+          <w:rFonts w:ascii="Segoe UI" w:hAnsi="Segoe UI" w:cs="Segoe UI"/>
+          <w:color w:val="0D0D0D"/>
+        </w:rPr>
+      </w:pPr>
+      <w:r>
+        <w:rPr>
+          <w:rStyle w:val="Textoennegrita"/>
+          <w:rFonts w:ascii="Segoe UI" w:eastAsiaTheme="majorEastAsia" w:hAnsi="Segoe UI" w:cs="Segoe UI"/>
+          <w:color w:val="0D0D0D"/>
+        </w:rPr>
+        <w:t>3.1 Registro de Productos</w:t>
+      </w:r>
+      <w:r>
+        <w:rPr>
+          <w:rFonts w:ascii="Segoe UI" w:hAnsi="Segoe UI" w:cs="Segoe UI"/>
+          <w:color w:val="0D0D0D"/>
+        </w:rPr>
+        <w:br/>
+        <w:t>Permite dar de alta nuevos productos en el sistema.</w:t>
+      </w:r>
+      <w:r>
+        <w:rPr>
+          <w:rFonts w:ascii="Segoe UI" w:hAnsi="Segoe UI" w:cs="Segoe UI"/>
+          <w:color w:val="0D0D0D"/>
+        </w:rPr>
+        <w:br/>
+        <w:t>Funciones principales:</w:t>
+      </w:r>
+    </w:p>
+    <w:p>
+      <w:pPr>
+        <w:pStyle w:val="NormalWeb"/>
+        <w:numPr>
+          <w:ilvl w:val="0"/>
+          <w:numId w:val="1"/>
+        </w:numPr>
+        <w:shd w:val="clear" w:color="auto" w:fill="FFFFFF"/>
+        <w:spacing w:before="0" w:beforeAutospacing="0" w:after="0" w:afterAutospacing="0"/>
+        <w:rPr>
+          <w:rFonts w:ascii="Segoe UI" w:hAnsi="Segoe UI" w:cs="Segoe UI"/>
+          <w:color w:val="0D0D0D"/>
+        </w:rPr>
+      </w:pPr>
+      <w:r>
+        <w:rPr>
+          <w:rFonts w:ascii="Segoe UI" w:hAnsi="Segoe UI" w:cs="Segoe UI"/>
+          <w:color w:val="0D0D0D"/>
+        </w:rPr>
+        <w:t>Agregar productos con sus datos correspondientes.</w:t>
+      </w:r>
+    </w:p>
+    <w:p>
+      <w:pPr>
+        <w:pStyle w:val="NormalWeb"/>
+        <w:numPr>
+          <w:ilvl w:val="0"/>
+          <w:numId w:val="1"/>
+        </w:numPr>
+        <w:shd w:val="clear" w:color="auto" w:fill="FFFFFF"/>
+        <w:spacing w:before="0" w:beforeAutospacing="0" w:after="0" w:afterAutospacing="0"/>
+        <w:rPr>
+          <w:rFonts w:ascii="Segoe UI" w:hAnsi="Segoe UI" w:cs="Segoe UI"/>
+          <w:color w:val="0D0D0D"/>
+        </w:rPr>
+      </w:pPr>
+      <w:r>
+        <w:rPr>
+          <w:rFonts w:ascii="Segoe UI" w:hAnsi="Segoe UI" w:cs="Segoe UI"/>
+          <w:color w:val="0D0D0D"/>
+        </w:rPr>
+        <w:t>Actualizar información existente.</w:t>
+      </w:r>
+    </w:p>
+    <w:p>
+      <w:pPr>
+        <w:pStyle w:val="NormalWeb"/>
+        <w:numPr>
+          <w:ilvl w:val="0"/>
+          <w:numId w:val="1"/>
+        </w:numPr>
+        <w:shd w:val="clear" w:color="auto" w:fill="FFFFFF"/>
+        <w:spacing w:before="0" w:beforeAutospacing="0" w:after="0" w:afterAutospacing="0"/>
+        <w:rPr>
+          <w:rFonts w:ascii="Segoe UI" w:hAnsi="Segoe UI" w:cs="Segoe UI"/>
+          <w:color w:val="0D0D0D"/>
+        </w:rPr>
+      </w:pPr>
+      <w:r>
+        <w:rPr>
+          <w:rFonts w:ascii="Segoe UI" w:hAnsi="Segoe UI" w:cs="Segoe UI"/>
+          <w:color w:val="0D0D0D"/>
+        </w:rPr>
+        <w:t>Gestionar el catálogo de productos.</w:t>
+      </w:r>
+    </w:p>
+    <w:p>
+      <w:pPr>
+        <w:spacing w:before="720" w:after="720"/>
+        <w:rPr>
+          <w:rFonts w:ascii="Segoe UI" w:hAnsi="Segoe UI" w:cs="Segoe UI"/>
+        </w:rPr>
+      </w:pPr>
+      <w:r>
+        <w:pict w14:anchorId="70154883">
+          <v:rect id="_x0000_i1027" style="width:0;height:0" o:hralign="center" o:hrstd="t" o:hr="t" fillcolor="#a0a0a0" stroked="f"/>
+        </w:pict>
+      </w:r>
+    </w:p>
+    <w:p>
+      <w:pPr>
+        <w:pStyle w:val="NormalWeb"/>
+        <w:shd w:val="clear" w:color="auto" w:fill="FFFFFF"/>
+        <w:spacing w:before="0" w:after="0"/>
+        <w:rPr>
+          <w:rFonts w:ascii="Segoe UI" w:hAnsi="Segoe UI" w:cs="Segoe UI"/>
+          <w:color w:val="0D0D0D"/>
+        </w:rPr>
+      </w:pPr>
+      <w:r>
+        <w:rPr>
+          <w:rStyle w:val="Textoennegrita"/>
+          <w:rFonts w:ascii="Segoe UI" w:eastAsiaTheme="majorEastAsia" w:hAnsi="Segoe UI" w:cs="Segoe UI"/>
+          <w:color w:val="0D0D0D"/>
+        </w:rPr>
+        <w:t>3.2 Registro de Ventas</w:t>
+      </w:r>
+      <w:r>
+        <w:rPr>
+          <w:rFonts w:ascii="Segoe UI" w:hAnsi="Segoe UI" w:cs="Segoe UI"/>
+          <w:color w:val="0D0D0D"/>
+        </w:rPr>
+        <w:br/>
+        <w:t>Se utiliza para realizar operaciones de venta.</w:t>
+      </w:r>
+      <w:r>
+        <w:rPr>
+          <w:rFonts w:ascii="Segoe UI" w:hAnsi="Segoe UI" w:cs="Segoe UI"/>
+          <w:color w:val="0D0D0D"/>
+        </w:rPr>
+        <w:br/>
+        <w:t>Funciones principales:</w:t>
+      </w:r>
+    </w:p>
+    <w:p>
+      <w:pPr>
+        <w:pStyle w:val="NormalWeb"/>
+        <w:numPr>
+          <w:ilvl w:val="0"/>
+          <w:numId w:val="2"/>
+        </w:numPr>
+        <w:shd w:val="clear" w:color="auto" w:fill="FFFFFF"/>
+        <w:spacing w:before="0" w:beforeAutospacing="0" w:after="0" w:afterAutospacing="0"/>
+        <w:rPr>
+          <w:rFonts w:ascii="Segoe UI" w:hAnsi="Segoe UI" w:cs="Segoe UI"/>
+          <w:color w:val="0D0D0D"/>
+        </w:rPr>
+      </w:pPr>
+      <w:r>
+        <w:rPr>
+          <w:rFonts w:ascii="Segoe UI" w:hAnsi="Segoe UI" w:cs="Segoe UI"/>
+          <w:color w:val="0D0D0D"/>
+        </w:rPr>
+        <w:t>Seleccionar productos registrados.</w:t>
+      </w:r>
+    </w:p>
+    <w:p>
+      <w:pPr>
+        <w:pStyle w:val="NormalWeb"/>
+        <w:numPr>
+          <w:ilvl w:val="0"/>
+          <w:numId w:val="2"/>
+        </w:numPr>
+        <w:shd w:val="clear" w:color="auto" w:fill="FFFFFF"/>
+        <w:spacing w:before="0" w:beforeAutospacing="0" w:after="0" w:afterAutospacing="0"/>
+        <w:rPr>
+          <w:rFonts w:ascii="Segoe UI" w:hAnsi="Segoe UI" w:cs="Segoe UI"/>
+          <w:color w:val="0D0D0D"/>
+        </w:rPr>
+      </w:pPr>
+      <w:r>
+        <w:rPr>
+          <w:rFonts w:ascii="Segoe UI" w:hAnsi="Segoe UI" w:cs="Segoe UI"/>
+          <w:color w:val="0D0D0D"/>
+        </w:rPr>
+        <w:t>Registrar cantidades y generar la venta.</w:t>
+      </w:r>
+    </w:p>
+    <w:p>
+      <w:pPr>
+        <w:pStyle w:val="NormalWeb"/>
+        <w:numPr>
+          <w:ilvl w:val="0"/>
+          <w:numId w:val="2"/>
+        </w:numPr>
+        <w:shd w:val="clear" w:color="auto" w:fill="FFFFFF"/>
+        <w:spacing w:before="0" w:beforeAutospacing="0" w:after="0" w:afterAutospacing="0"/>
+        <w:rPr>
+          <w:rFonts w:ascii="Segoe UI" w:hAnsi="Segoe UI" w:cs="Segoe UI"/>
+          <w:color w:val="0D0D0D"/>
+        </w:rPr>
+      </w:pPr>
+      <w:r>
+        <w:rPr>
+          <w:rFonts w:ascii="Segoe UI" w:hAnsi="Segoe UI" w:cs="Segoe UI"/>
+          <w:color w:val="0D0D0D"/>
+        </w:rPr>
+        <w:t>Llevar control de transacciones realizadas.</w:t>
+      </w:r>
+    </w:p>
+    <w:p>
+      <w:pPr>
+        <w:spacing w:before="720" w:after="720"/>
+        <w:rPr>
+          <w:rFonts w:ascii="Segoe UI" w:hAnsi="Segoe UI" w:cs="Segoe UI"/>
+        </w:rPr>
+      </w:pPr>
+      <w:r>
+        <w:pict w14:anchorId="7B8BC0B9">
+          <v:rect id="_x0000_i1028" style="width:0;height:0" o:hralign="center" o:hrstd="t" o:hr="t" fillcolor="#a0a0a0" stroked="f"/>
+        </w:pict>
+      </w:r>
+    </w:p>
+    <w:p>
+      <w:pPr>
+        <w:pStyle w:val="NormalWeb"/>
+        <w:shd w:val="clear" w:color="auto" w:fill="FFFFFF"/>
+        <w:spacing w:before="0" w:after="0"/>
+        <w:rPr>
+          <w:rFonts w:ascii="Segoe UI" w:hAnsi="Segoe UI" w:cs="Segoe UI"/>
+          <w:color w:val="0D0D0D"/>
+        </w:rPr>
+      </w:pPr>
+      <w:r>
+        <w:rPr>
+          <w:rStyle w:val="Textoennegrita"/>
+          <w:rFonts w:ascii="Segoe UI" w:eastAsiaTheme="majorEastAsia" w:hAnsi="Segoe UI" w:cs="Segoe UI"/>
+          <w:color w:val="0D0D0D"/>
+        </w:rPr>
+        <w:t>3.3 Reportes</w:t>
+      </w:r>
+      <w:r>
+        <w:rPr>
+          <w:rFonts w:ascii="Segoe UI" w:hAnsi="Segoe UI" w:cs="Segoe UI"/>
+          <w:color w:val="0D0D0D"/>
+        </w:rPr>
+        <w:br/>
+        <w:t>Permite consultar información generada por el sistema.</w:t>
+      </w:r>
+      <w:r>
+        <w:rPr>
+          <w:rFonts w:ascii="Segoe UI" w:hAnsi="Segoe UI" w:cs="Segoe UI"/>
+          <w:color w:val="0D0D0D"/>
+        </w:rPr>
+        <w:br/>
+        <w:t>Funciones principales:</w:t>
+      </w:r>
+    </w:p>
+    <w:p>
+      <w:pPr>
+        <w:pStyle w:val="NormalWeb"/>
+        <w:numPr>
+          <w:ilvl w:val="0"/>
+          <w:numId w:val="3"/>
+        </w:numPr>
+        <w:shd w:val="clear" w:color="auto" w:fill="FFFFFF"/>
+        <w:spacing w:before="0" w:beforeAutospacing="0" w:after="0" w:afterAutospacing="0"/>
+        <w:rPr>
+          <w:rFonts w:ascii="Segoe UI" w:hAnsi="Segoe UI" w:cs="Segoe UI"/>
+          <w:color w:val="0D0D0D"/>
+        </w:rPr>
+      </w:pPr>
+      <w:r>
+        <w:rPr>
+          <w:rFonts w:ascii="Segoe UI" w:hAnsi="Segoe UI" w:cs="Segoe UI"/>
+          <w:color w:val="0D0D0D"/>
+        </w:rPr>
+        <w:t>Visualizar reportes de ventas.</w:t>
+      </w:r>
+    </w:p>
+    <w:p>
+      <w:pPr>
+        <w:pStyle w:val="NormalWeb"/>
+        <w:numPr>
+          <w:ilvl w:val="0"/>
+          <w:numId w:val="3"/>
+        </w:numPr>
+        <w:shd w:val="clear" w:color="auto" w:fill="FFFFFF"/>
+        <w:spacing w:before="0" w:beforeAutospacing="0" w:after="0" w:afterAutospacing="0"/>
+        <w:rPr>
+          <w:rFonts w:ascii="Segoe UI" w:hAnsi="Segoe UI" w:cs="Segoe UI"/>
+          <w:color w:val="0D0D0D"/>
+        </w:rPr>
+      </w:pPr>
+      <w:r>
+        <w:rPr>
+          <w:rFonts w:ascii="Segoe UI" w:hAnsi="Segoe UI" w:cs="Segoe UI"/>
+          <w:color w:val="0D0D0D"/>
+        </w:rPr>
+        <w:t>Revisar movimientos registrados.</w:t>
+      </w:r>
+    </w:p>
+    <w:p>
+      <w:pPr>
+        <w:pStyle w:val="NormalWeb"/>
+        <w:numPr>
+          <w:ilvl w:val="0"/>
+          <w:numId w:val="3"/>
+        </w:numPr>
+        <w:shd w:val="clear" w:color="auto" w:fill="FFFFFF"/>
+        <w:spacing w:before="0" w:beforeAutospacing="0" w:after="0" w:afterAutospacing="0"/>
+        <w:rPr>
+          <w:rFonts w:ascii="Segoe UI" w:hAnsi="Segoe UI" w:cs="Segoe UI"/>
+          <w:color w:val="0D0D0D"/>
+        </w:rPr>
+      </w:pPr>
+      <w:r>
+        <w:rPr>
+          <w:rFonts w:ascii="Segoe UI" w:hAnsi="Segoe UI" w:cs="Segoe UI"/>
+          <w:color w:val="0D0D0D"/>
+        </w:rPr>
+        <w:t>Apoyar en el análisis de la actividad comercial.</w:t>
+      </w:r>
+    </w:p>
+    <w:p>
+      <w:pPr>
+        <w:spacing w:before="720" w:after="720"/>
+        <w:rPr>
+          <w:rFonts w:ascii="Segoe UI" w:hAnsi="Segoe UI" w:cs="Segoe UI"/>
+        </w:rPr>
+      </w:pPr>
+      <w:r>
+        <w:pict w14:anchorId="3B6D7238">
+          <v:rect id="_x0000_i1029" style="width:0;height:0" o:hralign="center" o:hrstd="t" o:hr="t" fillcolor="#a0a0a0" stroked="f"/>
+        </w:pict>
+      </w:r>
+    </w:p>
+    <w:p>
+      <w:pPr>
+        <w:pStyle w:val="NormalWeb"/>
+        <w:shd w:val="clear" w:color="auto" w:fill="FFFFFF"/>
+        <w:spacing w:before="0" w:after="0"/>
+        <w:rPr>
+          <w:rFonts w:ascii="Segoe UI" w:hAnsi="Segoe UI" w:cs="Segoe UI"/>
+          <w:color w:val="0D0D0D"/>
+        </w:rPr>
+      </w:pPr>
+      <w:r>
+        <w:rPr>
+          <w:rStyle w:val="Textoennegrita"/>
+          <w:rFonts w:ascii="Segoe UI" w:eastAsiaTheme="majorEastAsia" w:hAnsi="Segoe UI" w:cs="Segoe UI"/>
+          <w:color w:val="0D0D0D"/>
+        </w:rPr>
+        <w:lastRenderedPageBreak/>
+        <w:t>3.4 Acerca de</w:t>
+      </w:r>
+      <w:r>
+        <w:rPr>
+          <w:rFonts w:ascii="Segoe UI" w:hAnsi="Segoe UI" w:cs="Segoe UI"/>
+          <w:color w:val="0D0D0D"/>
+        </w:rPr>
+        <w:br/>
+        <w:t>Muestra información general del sistema.</w:t>
+      </w:r>
+      <w:r>
+        <w:rPr>
+          <w:rFonts w:ascii="Segoe UI" w:hAnsi="Segoe UI" w:cs="Segoe UI"/>
+          <w:color w:val="0D0D0D"/>
+        </w:rPr>
+        <w:br/>
+        <w:t>Incluye:</w:t>
+      </w:r>
+    </w:p>
+    <w:p>
+      <w:pPr>
+        <w:pStyle w:val="NormalWeb"/>
+        <w:numPr>
+          <w:ilvl w:val="0"/>
+          <w:numId w:val="4"/>
+        </w:numPr>
+        <w:shd w:val="clear" w:color="auto" w:fill="FFFFFF"/>
+        <w:spacing w:before="0" w:beforeAutospacing="0" w:after="0" w:afterAutospacing="0"/>
+        <w:rPr>
+          <w:rFonts w:ascii="Segoe UI" w:hAnsi="Segoe UI" w:cs="Segoe UI"/>
+          <w:color w:val="0D0D0D"/>
+        </w:rPr>
+      </w:pPr>
+      <w:r>
+        <w:rPr>
+          <w:rFonts w:ascii="Segoe UI" w:hAnsi="Segoe UI" w:cs="Segoe UI"/>
+          <w:color w:val="0D0D0D"/>
+        </w:rPr>
+        <w:t>Nombre del software.</w:t>
+      </w:r>
+    </w:p>
+    <w:p>
+      <w:pPr>
+        <w:pStyle w:val="NormalWeb"/>
+        <w:numPr>
+          <w:ilvl w:val="0"/>
+          <w:numId w:val="4"/>
+        </w:numPr>
+        <w:shd w:val="clear" w:color="auto" w:fill="FFFFFF"/>
+        <w:spacing w:before="0" w:beforeAutospacing="0" w:after="0" w:afterAutospacing="0"/>
+        <w:rPr>
+          <w:rFonts w:ascii="Segoe UI" w:hAnsi="Segoe UI" w:cs="Segoe UI"/>
+          <w:color w:val="0D0D0D"/>
+        </w:rPr>
+      </w:pPr>
+      <w:r>
+        <w:rPr>
+          <w:rFonts w:ascii="Segoe UI" w:hAnsi="Segoe UI" w:cs="Segoe UI"/>
+          <w:color w:val="0D0D0D"/>
+        </w:rPr>
+        <w:t>Información básica del desarrollador o versión.</w:t>
+      </w:r>
+    </w:p>
+    <w:p>
+      <w:pPr>
+        <w:spacing w:before="720" w:after="720"/>
+        <w:rPr>
+          <w:rFonts w:ascii="Segoe UI" w:hAnsi="Segoe UI" w:cs="Segoe UI"/>
+        </w:rPr>
+      </w:pPr>
+      <w:r>
+        <w:pict w14:anchorId="70C38F4E">
+          <v:rect id="_x0000_i1030" style="width:0;height:0" o:hralign="center" o:hrstd="t" o:hr="t" fillcolor="#a0a0a0" stroked="f"/>
+        </w:pict>
+      </w:r>
+    </w:p>
+    <w:p>
+      <w:pPr>
+        <w:pStyle w:val="Ttulo3"/>
+        <w:shd w:val="clear" w:color="auto" w:fill="FFFFFF"/>
+        <w:spacing w:before="0" w:after="60"/>
+        <w:rPr>
+          <w:rFonts w:ascii="Segoe UI" w:hAnsi="Segoe UI" w:cs="Segoe UI"/>
+          <w:color w:val="0D0D0D"/>
+        </w:rPr>
+      </w:pPr>
+      <w:r>
+        <w:rPr>
+          <w:rFonts w:ascii="Segoe UI" w:hAnsi="Segoe UI" w:cs="Segoe UI"/>
+          <w:color w:val="0D0D0D"/>
+        </w:rPr>
+        <w:t>4. Navegación</w:t>
+      </w:r>
+    </w:p>
+    <w:p>
+      <w:pPr>
+        <w:pStyle w:val="NormalWeb"/>
+        <w:shd w:val="clear" w:color="auto" w:fill="FFFFFF"/>
+        <w:rPr>
+          <w:rFonts w:ascii="Segoe UI" w:hAnsi="Segoe UI" w:cs="Segoe UI"/>
+          <w:color w:val="0D0D0D"/>
+        </w:rPr>
+      </w:pPr>
+      <w:r>
+        <w:rPr>
+          <w:rFonts w:ascii="Segoe UI" w:hAnsi="Segoe UI" w:cs="Segoe UI"/>
+          <w:color w:val="0D0D0D"/>
+        </w:rPr>
+        <w:t>El usuario puede acceder a cada módulo haciendo clic en el botón correspondiente. Cada opción abre una ventana independiente con sus funciones específicas.</w:t>
+      </w:r>
+    </w:p>
+    <w:p>
+      <w:pPr>
+        <w:spacing w:before="720" w:after="720"/>
+        <w:rPr>
+          <w:rFonts w:ascii="Segoe UI" w:hAnsi="Segoe UI" w:cs="Segoe UI"/>
+        </w:rPr>
+      </w:pPr>
+      <w:r>
+        <w:pict w14:anchorId="195D8FAF">
+          <v:rect id="_x0000_i1031" style="width:0;height:0" o:hralign="center" o:hrstd="t" o:hr="t" fillcolor="#a0a0a0" stroked="f"/>
+        </w:pict>
+      </w:r>
+    </w:p>
+    <w:p>
+      <w:pPr>
+        <w:pStyle w:val="Ttulo3"/>
+        <w:shd w:val="clear" w:color="auto" w:fill="FFFFFF"/>
+        <w:spacing w:before="0" w:after="60"/>
+        <w:rPr>
+          <w:rFonts w:ascii="Segoe UI" w:hAnsi="Segoe UI" w:cs="Segoe UI"/>
+          <w:color w:val="0D0D0D"/>
+        </w:rPr>
+      </w:pPr>
+      <w:r>
+        <w:rPr>
+          <w:rFonts w:ascii="Segoe UI" w:hAnsi="Segoe UI" w:cs="Segoe UI"/>
+          <w:color w:val="0D0D0D"/>
+        </w:rPr>
+        <w:t>5. Recomendaciones de Uso</w:t>
+      </w:r>
+    </w:p>
+    <w:p>
+      <w:pPr>
+        <w:pStyle w:val="NormalWeb"/>
+        <w:numPr>
+          <w:ilvl w:val="0"/>
+          <w:numId w:val="5"/>
+        </w:numPr>
+        <w:shd w:val="clear" w:color="auto" w:fill="FFFFFF"/>
+        <w:spacing w:before="0" w:beforeAutospacing="0" w:after="0" w:afterAutospacing="0"/>
+        <w:rPr>
+          <w:rFonts w:ascii="Segoe UI" w:hAnsi="Segoe UI" w:cs="Segoe UI"/>
+          <w:color w:val="0D0D0D"/>
+        </w:rPr>
+      </w:pPr>
+      <w:r>
+        <w:rPr>
+          <w:rFonts w:ascii="Segoe UI" w:hAnsi="Segoe UI" w:cs="Segoe UI"/>
+          <w:color w:val="0D0D0D"/>
+        </w:rPr>
+        <w:t>Registrar correctamente los productos antes de realizar ventas.</w:t>
+      </w:r>
+    </w:p>
+    <w:p>
+      <w:pPr>
+        <w:pStyle w:val="NormalWeb"/>
+        <w:numPr>
+          <w:ilvl w:val="0"/>
+          <w:numId w:val="5"/>
+        </w:numPr>
+        <w:shd w:val="clear" w:color="auto" w:fill="FFFFFF"/>
+        <w:spacing w:before="0" w:beforeAutospacing="0" w:after="0" w:afterAutospacing="0"/>
+        <w:rPr>
+          <w:rFonts w:ascii="Segoe UI" w:hAnsi="Segoe UI" w:cs="Segoe UI"/>
+          <w:color w:val="0D0D0D"/>
+        </w:rPr>
+      </w:pPr>
+      <w:r>
+        <w:rPr>
+          <w:rFonts w:ascii="Segoe UI" w:hAnsi="Segoe UI" w:cs="Segoe UI"/>
+          <w:color w:val="0D0D0D"/>
+        </w:rPr>
+        <w:t>Verificar los datos ingresados para evitar errores en los reportes.</w:t>
+      </w:r>
+    </w:p>
+    <w:p>
+      <w:pPr>
+        <w:pStyle w:val="NormalWeb"/>
+        <w:numPr>
+          <w:ilvl w:val="0"/>
+          <w:numId w:val="5"/>
+        </w:numPr>
+        <w:shd w:val="clear" w:color="auto" w:fill="FFFFFF"/>
+        <w:spacing w:before="0" w:beforeAutospacing="0" w:after="0" w:afterAutospacing="0"/>
+        <w:rPr>
+          <w:rFonts w:ascii="Segoe UI" w:hAnsi="Segoe UI" w:cs="Segoe UI"/>
+          <w:color w:val="0D0D0D"/>
+        </w:rPr>
+      </w:pPr>
+      <w:r>
+        <w:rPr>
+          <w:rFonts w:ascii="Segoe UI" w:hAnsi="Segoe UI" w:cs="Segoe UI"/>
+          <w:color w:val="0D0D0D"/>
+        </w:rPr>
+        <w:t>Utilizar los reportes de forma periódica para control y seguimiento.</w:t>
+      </w:r>
+    </w:p>
+    <w:p>
+      <w:pPr>
+        <w:spacing w:before="720" w:after="720"/>
+        <w:rPr>
+          <w:rFonts w:ascii="Segoe UI" w:hAnsi="Segoe UI" w:cs="Segoe UI"/>
+        </w:rPr>
+      </w:pPr>
+      <w:r>
+        <w:pict w14:anchorId="355DF93A">
+          <v:rect id="_x0000_i1032" style="width:0;height:0" o:hralign="center" o:hrstd="t" o:hr="t" fillcolor="#a0a0a0" stroked="f"/>
+        </w:pict>
+      </w:r>
+    </w:p>
+    <w:p>
+      <w:pPr>
+        <w:pStyle w:val="Ttulo3"/>
+        <w:shd w:val="clear" w:color="auto" w:fill="FFFFFF"/>
+        <w:spacing w:before="0" w:after="60"/>
+        <w:rPr>
+          <w:rFonts w:ascii="Segoe UI" w:hAnsi="Segoe UI" w:cs="Segoe UI"/>
+          <w:color w:val="0D0D0D"/>
+        </w:rPr>
+      </w:pPr>
+      <w:r>
+        <w:rPr>
+          <w:rFonts w:ascii="Segoe UI" w:hAnsi="Segoe UI" w:cs="Segoe UI"/>
+          <w:color w:val="0D0D0D"/>
+        </w:rPr>
+        <w:t>6. Cierre del Sistema</w:t>
+      </w:r>
+    </w:p>
+    <w:p>
+      <w:pPr>
+        <w:pStyle w:val="NormalWeb"/>
+        <w:shd w:val="clear" w:color="auto" w:fill="FFFFFF"/>
+        <w:rPr>
+          <w:rFonts w:ascii="Segoe UI" w:hAnsi="Segoe UI" w:cs="Segoe UI"/>
+          <w:color w:val="0D0D0D"/>
+        </w:rPr>
+      </w:pPr>
+      <w:r>
+        <w:rPr>
+          <w:rFonts w:ascii="Segoe UI" w:hAnsi="Segoe UI" w:cs="Segoe UI"/>
+          <w:color w:val="0D0D0D"/>
+        </w:rPr>
+        <w:t xml:space="preserve">Para salir, se puede cerrar la ventana principal desde el botón estándar del sistema </w:t>
+      </w:r>
+      <w:proofErr w:type="spellStart"/>
+      <w:r>
+        <w:rPr>
+          <w:rFonts w:ascii="Segoe UI" w:hAnsi="Segoe UI" w:cs="Segoe UI"/>
+          <w:color w:val="0D0D0D"/>
+        </w:rPr>
+        <w:t>operat</w:t>
+      </w:r>
+      <w:proofErr w:type="spellEnd"/>
+    </w:p>
+    <w:p>
+      <w:r>
+        <w:br w:type="textWrapping" w:clear="all"/>
+      </w:r>
+    </w:p>
+    <w:p/>
     <w:p/>
     <w:sectPr>
-      <w:headerReference w:type="even" r:id="rId7"/>
-      <w:headerReference w:type="default" r:id="rId8"/>
-      <w:footerReference w:type="even" r:id="rId9"/>
-      <w:footerReference w:type="default" r:id="rId10"/>
-      <w:headerReference w:type="first" r:id="rId11"/>
-      <w:footerReference w:type="first" r:id="rId12"/>
+      <w:headerReference w:type="even" r:id="rId10"/>
+      <w:headerReference w:type="default" r:id="rId11"/>
+      <w:footerReference w:type="even" r:id="rId12"/>
+      <w:footerReference w:type="default" r:id="rId13"/>
+      <w:headerReference w:type="first" r:id="rId14"/>
+      <w:footerReference w:type="first" r:id="rId15"/>
       <w:pgSz w:w="12240" w:h="15840"/>
       <w:pgMar w:top="1417" w:right="1701" w:bottom="1417" w:left="1701" w:header="708" w:footer="708" w:gutter="0"/>
       <w:cols w:space="708"/>
@@ -667,6 +1497,771 @@
     </w:r>
   </w:p>
 </w:hdr>
+</file>
+
+<file path=word/numbering.xml><?xml version="1.0" encoding="utf-8"?>
+<w:numbering xmlns:wpc="http://schemas.microsoft.com/office/word/2010/wordprocessingCanvas" xmlns:cx="http://schemas.microsoft.com/office/drawing/2014/chartex" xmlns:cx1="http://schemas.microsoft.com/office/drawing/2015/9/8/chartex" xmlns:cx2="http://schemas.microsoft.com/office/drawing/2015/10/21/chartex" xmlns:cx3="http://schemas.microsoft.com/office/drawing/2016/5/9/chartex" xmlns:cx4="http://schemas.microsoft.com/office/drawing/2016/5/10/chartex" xmlns:cx5="http://schemas.microsoft.com/office/drawing/2016/5/11/chartex" xmlns:cx6="http://schemas.microsoft.com/office/drawing/2016/5/12/chartex" xmlns:cx7="http://schemas.microsoft.com/office/drawing/2016/5/13/chartex" xmlns:cx8="http://schemas.microsoft.com/office/drawing/2016/5/14/chartex" xmlns:mc="http://schemas.openxmlformats.org/markup-compatibility/2006" xmlns:aink="http://schemas.microsoft.com/office/drawing/2016/ink" xmlns:am3d="http://schemas.microsoft.com/office/drawing/2017/model3d" xmlns:o="urn:schemas-microsoft-com:office:office" xmlns:oel="http://schemas.microsoft.com/office/2019/extlst" xmlns:r="http://schemas.openxmlformats.org/officeDocument/2006/relationships" xmlns:m="http://schemas.openxmlformats.org/officeDocument/2006/math" xmlns:v="urn:schemas-microsoft-com:vml" xmlns:wp14="http://schemas.microsoft.com/office/word/2010/wordprocessingDrawing" xmlns:wp="http://schemas.openxmlformats.org/drawingml/2006/wordprocessingDrawing" xmlns:w10="urn:schemas-microsoft-com:office:word" xmlns:w="http://schemas.openxmlformats.org/wordprocessingml/2006/main" xmlns:w14="http://schemas.microsoft.com/office/word/2010/wordml" xmlns:w15="http://schemas.microsoft.com/office/word/2012/wordml" xmlns:w16cex="http://schemas.microsoft.com/office/word/2018/wordml/cex" xmlns:w16cid="http://schemas.microsoft.com/office/word/2016/wordml/cid" xmlns:w16="http://schemas.microsoft.com/office/word/2018/wordml" xmlns:w16sdtdh="http://schemas.microsoft.com/office/word/2020/wordml/sdtdatahash" xmlns:w16se="http://schemas.microsoft.com/office/word/2015/wordml/symex" xmlns:wpg="http://schemas.microsoft.com/office/word/2010/wordprocessingGroup" xmlns:wpi="http://schemas.microsoft.com/office/word/2010/wordprocessingInk" xmlns:wne="http://schemas.microsoft.com/office/word/2006/wordml" xmlns:wps="http://schemas.microsoft.com/office/word/2010/wordprocessingShape" mc:Ignorable="w14 w15 w16se w16cid w16 w16cex w16sdtdh wp14">
+  <w:abstractNum w:abstractNumId="0" w15:restartNumberingAfterBreak="0">
+    <w:nsid w:val="10926CFA"/>
+    <w:multiLevelType w:val="multilevel"/>
+    <w:tmpl w:val="FB40573C"/>
+    <w:lvl w:ilvl="0">
+      <w:start w:val="1"/>
+      <w:numFmt w:val="bullet"/>
+      <w:lvlText w:val=""/>
+      <w:lvlJc w:val="left"/>
+      <w:pPr>
+        <w:tabs>
+          <w:tab w:val="num" w:pos="720"/>
+        </w:tabs>
+        <w:ind w:left="720" w:hanging="360"/>
+      </w:pPr>
+      <w:rPr>
+        <w:rFonts w:ascii="Symbol" w:hAnsi="Symbol" w:hint="default"/>
+        <w:sz w:val="20"/>
+      </w:rPr>
+    </w:lvl>
+    <w:lvl w:ilvl="1" w:tentative="1">
+      <w:start w:val="1"/>
+      <w:numFmt w:val="bullet"/>
+      <w:lvlText w:val=""/>
+      <w:lvlJc w:val="left"/>
+      <w:pPr>
+        <w:tabs>
+          <w:tab w:val="num" w:pos="1440"/>
+        </w:tabs>
+        <w:ind w:left="1440" w:hanging="360"/>
+      </w:pPr>
+      <w:rPr>
+        <w:rFonts w:ascii="Symbol" w:hAnsi="Symbol" w:hint="default"/>
+        <w:sz w:val="20"/>
+      </w:rPr>
+    </w:lvl>
+    <w:lvl w:ilvl="2" w:tentative="1">
+      <w:start w:val="1"/>
+      <w:numFmt w:val="bullet"/>
+      <w:lvlText w:val=""/>
+      <w:lvlJc w:val="left"/>
+      <w:pPr>
+        <w:tabs>
+          <w:tab w:val="num" w:pos="2160"/>
+        </w:tabs>
+        <w:ind w:left="2160" w:hanging="360"/>
+      </w:pPr>
+      <w:rPr>
+        <w:rFonts w:ascii="Symbol" w:hAnsi="Symbol" w:hint="default"/>
+        <w:sz w:val="20"/>
+      </w:rPr>
+    </w:lvl>
+    <w:lvl w:ilvl="3" w:tentative="1">
+      <w:start w:val="1"/>
+      <w:numFmt w:val="bullet"/>
+      <w:lvlText w:val=""/>
+      <w:lvlJc w:val="left"/>
+      <w:pPr>
+        <w:tabs>
+          <w:tab w:val="num" w:pos="2880"/>
+        </w:tabs>
+        <w:ind w:left="2880" w:hanging="360"/>
+      </w:pPr>
+      <w:rPr>
+        <w:rFonts w:ascii="Symbol" w:hAnsi="Symbol" w:hint="default"/>
+        <w:sz w:val="20"/>
+      </w:rPr>
+    </w:lvl>
+    <w:lvl w:ilvl="4" w:tentative="1">
+      <w:start w:val="1"/>
+      <w:numFmt w:val="bullet"/>
+      <w:lvlText w:val=""/>
+      <w:lvlJc w:val="left"/>
+      <w:pPr>
+        <w:tabs>
+          <w:tab w:val="num" w:pos="3600"/>
+        </w:tabs>
+        <w:ind w:left="3600" w:hanging="360"/>
+      </w:pPr>
+      <w:rPr>
+        <w:rFonts w:ascii="Symbol" w:hAnsi="Symbol" w:hint="default"/>
+        <w:sz w:val="20"/>
+      </w:rPr>
+    </w:lvl>
+    <w:lvl w:ilvl="5" w:tentative="1">
+      <w:start w:val="1"/>
+      <w:numFmt w:val="bullet"/>
+      <w:lvlText w:val=""/>
+      <w:lvlJc w:val="left"/>
+      <w:pPr>
+        <w:tabs>
+          <w:tab w:val="num" w:pos="4320"/>
+        </w:tabs>
+        <w:ind w:left="4320" w:hanging="360"/>
+      </w:pPr>
+      <w:rPr>
+        <w:rFonts w:ascii="Symbol" w:hAnsi="Symbol" w:hint="default"/>
+        <w:sz w:val="20"/>
+      </w:rPr>
+    </w:lvl>
+    <w:lvl w:ilvl="6" w:tentative="1">
+      <w:start w:val="1"/>
+      <w:numFmt w:val="bullet"/>
+      <w:lvlText w:val=""/>
+      <w:lvlJc w:val="left"/>
+      <w:pPr>
+        <w:tabs>
+          <w:tab w:val="num" w:pos="5040"/>
+        </w:tabs>
+        <w:ind w:left="5040" w:hanging="360"/>
+      </w:pPr>
+      <w:rPr>
+        <w:rFonts w:ascii="Symbol" w:hAnsi="Symbol" w:hint="default"/>
+        <w:sz w:val="20"/>
+      </w:rPr>
+    </w:lvl>
+    <w:lvl w:ilvl="7" w:tentative="1">
+      <w:start w:val="1"/>
+      <w:numFmt w:val="bullet"/>
+      <w:lvlText w:val=""/>
+      <w:lvlJc w:val="left"/>
+      <w:pPr>
+        <w:tabs>
+          <w:tab w:val="num" w:pos="5760"/>
+        </w:tabs>
+        <w:ind w:left="5760" w:hanging="360"/>
+      </w:pPr>
+      <w:rPr>
+        <w:rFonts w:ascii="Symbol" w:hAnsi="Symbol" w:hint="default"/>
+        <w:sz w:val="20"/>
+      </w:rPr>
+    </w:lvl>
+    <w:lvl w:ilvl="8" w:tentative="1">
+      <w:start w:val="1"/>
+      <w:numFmt w:val="bullet"/>
+      <w:lvlText w:val=""/>
+      <w:lvlJc w:val="left"/>
+      <w:pPr>
+        <w:tabs>
+          <w:tab w:val="num" w:pos="6480"/>
+        </w:tabs>
+        <w:ind w:left="6480" w:hanging="360"/>
+      </w:pPr>
+      <w:rPr>
+        <w:rFonts w:ascii="Symbol" w:hAnsi="Symbol" w:hint="default"/>
+        <w:sz w:val="20"/>
+      </w:rPr>
+    </w:lvl>
+  </w:abstractNum>
+  <w:abstractNum w:abstractNumId="1" w15:restartNumberingAfterBreak="0">
+    <w:nsid w:val="2D794473"/>
+    <w:multiLevelType w:val="multilevel"/>
+    <w:tmpl w:val="65BC52EC"/>
+    <w:lvl w:ilvl="0">
+      <w:start w:val="1"/>
+      <w:numFmt w:val="bullet"/>
+      <w:lvlText w:val=""/>
+      <w:lvlJc w:val="left"/>
+      <w:pPr>
+        <w:tabs>
+          <w:tab w:val="num" w:pos="720"/>
+        </w:tabs>
+        <w:ind w:left="720" w:hanging="360"/>
+      </w:pPr>
+      <w:rPr>
+        <w:rFonts w:ascii="Symbol" w:hAnsi="Symbol" w:hint="default"/>
+        <w:sz w:val="20"/>
+      </w:rPr>
+    </w:lvl>
+    <w:lvl w:ilvl="1" w:tentative="1">
+      <w:start w:val="1"/>
+      <w:numFmt w:val="bullet"/>
+      <w:lvlText w:val=""/>
+      <w:lvlJc w:val="left"/>
+      <w:pPr>
+        <w:tabs>
+          <w:tab w:val="num" w:pos="1440"/>
+        </w:tabs>
+        <w:ind w:left="1440" w:hanging="360"/>
+      </w:pPr>
+      <w:rPr>
+        <w:rFonts w:ascii="Symbol" w:hAnsi="Symbol" w:hint="default"/>
+        <w:sz w:val="20"/>
+      </w:rPr>
+    </w:lvl>
+    <w:lvl w:ilvl="2" w:tentative="1">
+      <w:start w:val="1"/>
+      <w:numFmt w:val="bullet"/>
+      <w:lvlText w:val=""/>
+      <w:lvlJc w:val="left"/>
+      <w:pPr>
+        <w:tabs>
+          <w:tab w:val="num" w:pos="2160"/>
+        </w:tabs>
+        <w:ind w:left="2160" w:hanging="360"/>
+      </w:pPr>
+      <w:rPr>
+        <w:rFonts w:ascii="Symbol" w:hAnsi="Symbol" w:hint="default"/>
+        <w:sz w:val="20"/>
+      </w:rPr>
+    </w:lvl>
+    <w:lvl w:ilvl="3" w:tentative="1">
+      <w:start w:val="1"/>
+      <w:numFmt w:val="bullet"/>
+      <w:lvlText w:val=""/>
+      <w:lvlJc w:val="left"/>
+      <w:pPr>
+        <w:tabs>
+          <w:tab w:val="num" w:pos="2880"/>
+        </w:tabs>
+        <w:ind w:left="2880" w:hanging="360"/>
+      </w:pPr>
+      <w:rPr>
+        <w:rFonts w:ascii="Symbol" w:hAnsi="Symbol" w:hint="default"/>
+        <w:sz w:val="20"/>
+      </w:rPr>
+    </w:lvl>
+    <w:lvl w:ilvl="4" w:tentative="1">
+      <w:start w:val="1"/>
+      <w:numFmt w:val="bullet"/>
+      <w:lvlText w:val=""/>
+      <w:lvlJc w:val="left"/>
+      <w:pPr>
+        <w:tabs>
+          <w:tab w:val="num" w:pos="3600"/>
+        </w:tabs>
+        <w:ind w:left="3600" w:hanging="360"/>
+      </w:pPr>
+      <w:rPr>
+        <w:rFonts w:ascii="Symbol" w:hAnsi="Symbol" w:hint="default"/>
+        <w:sz w:val="20"/>
+      </w:rPr>
+    </w:lvl>
+    <w:lvl w:ilvl="5" w:tentative="1">
+      <w:start w:val="1"/>
+      <w:numFmt w:val="bullet"/>
+      <w:lvlText w:val=""/>
+      <w:lvlJc w:val="left"/>
+      <w:pPr>
+        <w:tabs>
+          <w:tab w:val="num" w:pos="4320"/>
+        </w:tabs>
+        <w:ind w:left="4320" w:hanging="360"/>
+      </w:pPr>
+      <w:rPr>
+        <w:rFonts w:ascii="Symbol" w:hAnsi="Symbol" w:hint="default"/>
+        <w:sz w:val="20"/>
+      </w:rPr>
+    </w:lvl>
+    <w:lvl w:ilvl="6" w:tentative="1">
+      <w:start w:val="1"/>
+      <w:numFmt w:val="bullet"/>
+      <w:lvlText w:val=""/>
+      <w:lvlJc w:val="left"/>
+      <w:pPr>
+        <w:tabs>
+          <w:tab w:val="num" w:pos="5040"/>
+        </w:tabs>
+        <w:ind w:left="5040" w:hanging="360"/>
+      </w:pPr>
+      <w:rPr>
+        <w:rFonts w:ascii="Symbol" w:hAnsi="Symbol" w:hint="default"/>
+        <w:sz w:val="20"/>
+      </w:rPr>
+    </w:lvl>
+    <w:lvl w:ilvl="7" w:tentative="1">
+      <w:start w:val="1"/>
+      <w:numFmt w:val="bullet"/>
+      <w:lvlText w:val=""/>
+      <w:lvlJc w:val="left"/>
+      <w:pPr>
+        <w:tabs>
+          <w:tab w:val="num" w:pos="5760"/>
+        </w:tabs>
+        <w:ind w:left="5760" w:hanging="360"/>
+      </w:pPr>
+      <w:rPr>
+        <w:rFonts w:ascii="Symbol" w:hAnsi="Symbol" w:hint="default"/>
+        <w:sz w:val="20"/>
+      </w:rPr>
+    </w:lvl>
+    <w:lvl w:ilvl="8" w:tentative="1">
+      <w:start w:val="1"/>
+      <w:numFmt w:val="bullet"/>
+      <w:lvlText w:val=""/>
+      <w:lvlJc w:val="left"/>
+      <w:pPr>
+        <w:tabs>
+          <w:tab w:val="num" w:pos="6480"/>
+        </w:tabs>
+        <w:ind w:left="6480" w:hanging="360"/>
+      </w:pPr>
+      <w:rPr>
+        <w:rFonts w:ascii="Symbol" w:hAnsi="Symbol" w:hint="default"/>
+        <w:sz w:val="20"/>
+      </w:rPr>
+    </w:lvl>
+  </w:abstractNum>
+  <w:abstractNum w:abstractNumId="2" w15:restartNumberingAfterBreak="0">
+    <w:nsid w:val="45755B10"/>
+    <w:multiLevelType w:val="multilevel"/>
+    <w:tmpl w:val="79E4BD50"/>
+    <w:lvl w:ilvl="0">
+      <w:start w:val="1"/>
+      <w:numFmt w:val="bullet"/>
+      <w:lvlText w:val=""/>
+      <w:lvlJc w:val="left"/>
+      <w:pPr>
+        <w:tabs>
+          <w:tab w:val="num" w:pos="720"/>
+        </w:tabs>
+        <w:ind w:left="720" w:hanging="360"/>
+      </w:pPr>
+      <w:rPr>
+        <w:rFonts w:ascii="Symbol" w:hAnsi="Symbol" w:hint="default"/>
+        <w:sz w:val="20"/>
+      </w:rPr>
+    </w:lvl>
+    <w:lvl w:ilvl="1" w:tentative="1">
+      <w:start w:val="1"/>
+      <w:numFmt w:val="bullet"/>
+      <w:lvlText w:val=""/>
+      <w:lvlJc w:val="left"/>
+      <w:pPr>
+        <w:tabs>
+          <w:tab w:val="num" w:pos="1440"/>
+        </w:tabs>
+        <w:ind w:left="1440" w:hanging="360"/>
+      </w:pPr>
+      <w:rPr>
+        <w:rFonts w:ascii="Symbol" w:hAnsi="Symbol" w:hint="default"/>
+        <w:sz w:val="20"/>
+      </w:rPr>
+    </w:lvl>
+    <w:lvl w:ilvl="2" w:tentative="1">
+      <w:start w:val="1"/>
+      <w:numFmt w:val="bullet"/>
+      <w:lvlText w:val=""/>
+      <w:lvlJc w:val="left"/>
+      <w:pPr>
+        <w:tabs>
+          <w:tab w:val="num" w:pos="2160"/>
+        </w:tabs>
+        <w:ind w:left="2160" w:hanging="360"/>
+      </w:pPr>
+      <w:rPr>
+        <w:rFonts w:ascii="Symbol" w:hAnsi="Symbol" w:hint="default"/>
+        <w:sz w:val="20"/>
+      </w:rPr>
+    </w:lvl>
+    <w:lvl w:ilvl="3" w:tentative="1">
+      <w:start w:val="1"/>
+      <w:numFmt w:val="bullet"/>
+      <w:lvlText w:val=""/>
+      <w:lvlJc w:val="left"/>
+      <w:pPr>
+        <w:tabs>
+          <w:tab w:val="num" w:pos="2880"/>
+        </w:tabs>
+        <w:ind w:left="2880" w:hanging="360"/>
+      </w:pPr>
+      <w:rPr>
+        <w:rFonts w:ascii="Symbol" w:hAnsi="Symbol" w:hint="default"/>
+        <w:sz w:val="20"/>
+      </w:rPr>
+    </w:lvl>
+    <w:lvl w:ilvl="4" w:tentative="1">
+      <w:start w:val="1"/>
+      <w:numFmt w:val="bullet"/>
+      <w:lvlText w:val=""/>
+      <w:lvlJc w:val="left"/>
+      <w:pPr>
+        <w:tabs>
+          <w:tab w:val="num" w:pos="3600"/>
+        </w:tabs>
+        <w:ind w:left="3600" w:hanging="360"/>
+      </w:pPr>
+      <w:rPr>
+        <w:rFonts w:ascii="Symbol" w:hAnsi="Symbol" w:hint="default"/>
+        <w:sz w:val="20"/>
+      </w:rPr>
+    </w:lvl>
+    <w:lvl w:ilvl="5" w:tentative="1">
+      <w:start w:val="1"/>
+      <w:numFmt w:val="bullet"/>
+      <w:lvlText w:val=""/>
+      <w:lvlJc w:val="left"/>
+      <w:pPr>
+        <w:tabs>
+          <w:tab w:val="num" w:pos="4320"/>
+        </w:tabs>
+        <w:ind w:left="4320" w:hanging="360"/>
+      </w:pPr>
+      <w:rPr>
+        <w:rFonts w:ascii="Symbol" w:hAnsi="Symbol" w:hint="default"/>
+        <w:sz w:val="20"/>
+      </w:rPr>
+    </w:lvl>
+    <w:lvl w:ilvl="6" w:tentative="1">
+      <w:start w:val="1"/>
+      <w:numFmt w:val="bullet"/>
+      <w:lvlText w:val=""/>
+      <w:lvlJc w:val="left"/>
+      <w:pPr>
+        <w:tabs>
+          <w:tab w:val="num" w:pos="5040"/>
+        </w:tabs>
+        <w:ind w:left="5040" w:hanging="360"/>
+      </w:pPr>
+      <w:rPr>
+        <w:rFonts w:ascii="Symbol" w:hAnsi="Symbol" w:hint="default"/>
+        <w:sz w:val="20"/>
+      </w:rPr>
+    </w:lvl>
+    <w:lvl w:ilvl="7" w:tentative="1">
+      <w:start w:val="1"/>
+      <w:numFmt w:val="bullet"/>
+      <w:lvlText w:val=""/>
+      <w:lvlJc w:val="left"/>
+      <w:pPr>
+        <w:tabs>
+          <w:tab w:val="num" w:pos="5760"/>
+        </w:tabs>
+        <w:ind w:left="5760" w:hanging="360"/>
+      </w:pPr>
+      <w:rPr>
+        <w:rFonts w:ascii="Symbol" w:hAnsi="Symbol" w:hint="default"/>
+        <w:sz w:val="20"/>
+      </w:rPr>
+    </w:lvl>
+    <w:lvl w:ilvl="8" w:tentative="1">
+      <w:start w:val="1"/>
+      <w:numFmt w:val="bullet"/>
+      <w:lvlText w:val=""/>
+      <w:lvlJc w:val="left"/>
+      <w:pPr>
+        <w:tabs>
+          <w:tab w:val="num" w:pos="6480"/>
+        </w:tabs>
+        <w:ind w:left="6480" w:hanging="360"/>
+      </w:pPr>
+      <w:rPr>
+        <w:rFonts w:ascii="Symbol" w:hAnsi="Symbol" w:hint="default"/>
+        <w:sz w:val="20"/>
+      </w:rPr>
+    </w:lvl>
+  </w:abstractNum>
+  <w:abstractNum w:abstractNumId="3" w15:restartNumberingAfterBreak="0">
+    <w:nsid w:val="522C2A92"/>
+    <w:multiLevelType w:val="multilevel"/>
+    <w:tmpl w:val="98A20EBC"/>
+    <w:lvl w:ilvl="0">
+      <w:start w:val="1"/>
+      <w:numFmt w:val="bullet"/>
+      <w:lvlText w:val=""/>
+      <w:lvlJc w:val="left"/>
+      <w:pPr>
+        <w:tabs>
+          <w:tab w:val="num" w:pos="720"/>
+        </w:tabs>
+        <w:ind w:left="720" w:hanging="360"/>
+      </w:pPr>
+      <w:rPr>
+        <w:rFonts w:ascii="Symbol" w:hAnsi="Symbol" w:hint="default"/>
+        <w:sz w:val="20"/>
+      </w:rPr>
+    </w:lvl>
+    <w:lvl w:ilvl="1" w:tentative="1">
+      <w:start w:val="1"/>
+      <w:numFmt w:val="bullet"/>
+      <w:lvlText w:val=""/>
+      <w:lvlJc w:val="left"/>
+      <w:pPr>
+        <w:tabs>
+          <w:tab w:val="num" w:pos="1440"/>
+        </w:tabs>
+        <w:ind w:left="1440" w:hanging="360"/>
+      </w:pPr>
+      <w:rPr>
+        <w:rFonts w:ascii="Symbol" w:hAnsi="Symbol" w:hint="default"/>
+        <w:sz w:val="20"/>
+      </w:rPr>
+    </w:lvl>
+    <w:lvl w:ilvl="2" w:tentative="1">
+      <w:start w:val="1"/>
+      <w:numFmt w:val="bullet"/>
+      <w:lvlText w:val=""/>
+      <w:lvlJc w:val="left"/>
+      <w:pPr>
+        <w:tabs>
+          <w:tab w:val="num" w:pos="2160"/>
+        </w:tabs>
+        <w:ind w:left="2160" w:hanging="360"/>
+      </w:pPr>
+      <w:rPr>
+        <w:rFonts w:ascii="Symbol" w:hAnsi="Symbol" w:hint="default"/>
+        <w:sz w:val="20"/>
+      </w:rPr>
+    </w:lvl>
+    <w:lvl w:ilvl="3" w:tentative="1">
+      <w:start w:val="1"/>
+      <w:numFmt w:val="bullet"/>
+      <w:lvlText w:val=""/>
+      <w:lvlJc w:val="left"/>
+      <w:pPr>
+        <w:tabs>
+          <w:tab w:val="num" w:pos="2880"/>
+        </w:tabs>
+        <w:ind w:left="2880" w:hanging="360"/>
+      </w:pPr>
+      <w:rPr>
+        <w:rFonts w:ascii="Symbol" w:hAnsi="Symbol" w:hint="default"/>
+        <w:sz w:val="20"/>
+      </w:rPr>
+    </w:lvl>
+    <w:lvl w:ilvl="4" w:tentative="1">
+      <w:start w:val="1"/>
+      <w:numFmt w:val="bullet"/>
+      <w:lvlText w:val=""/>
+      <w:lvlJc w:val="left"/>
+      <w:pPr>
+        <w:tabs>
+          <w:tab w:val="num" w:pos="3600"/>
+        </w:tabs>
+        <w:ind w:left="3600" w:hanging="360"/>
+      </w:pPr>
+      <w:rPr>
+        <w:rFonts w:ascii="Symbol" w:hAnsi="Symbol" w:hint="default"/>
+        <w:sz w:val="20"/>
+      </w:rPr>
+    </w:lvl>
+    <w:lvl w:ilvl="5" w:tentative="1">
+      <w:start w:val="1"/>
+      <w:numFmt w:val="bullet"/>
+      <w:lvlText w:val=""/>
+      <w:lvlJc w:val="left"/>
+      <w:pPr>
+        <w:tabs>
+          <w:tab w:val="num" w:pos="4320"/>
+        </w:tabs>
+        <w:ind w:left="4320" w:hanging="360"/>
+      </w:pPr>
+      <w:rPr>
+        <w:rFonts w:ascii="Symbol" w:hAnsi="Symbol" w:hint="default"/>
+        <w:sz w:val="20"/>
+      </w:rPr>
+    </w:lvl>
+    <w:lvl w:ilvl="6" w:tentative="1">
+      <w:start w:val="1"/>
+      <w:numFmt w:val="bullet"/>
+      <w:lvlText w:val=""/>
+      <w:lvlJc w:val="left"/>
+      <w:pPr>
+        <w:tabs>
+          <w:tab w:val="num" w:pos="5040"/>
+        </w:tabs>
+        <w:ind w:left="5040" w:hanging="360"/>
+      </w:pPr>
+      <w:rPr>
+        <w:rFonts w:ascii="Symbol" w:hAnsi="Symbol" w:hint="default"/>
+        <w:sz w:val="20"/>
+      </w:rPr>
+    </w:lvl>
+    <w:lvl w:ilvl="7" w:tentative="1">
+      <w:start w:val="1"/>
+      <w:numFmt w:val="bullet"/>
+      <w:lvlText w:val=""/>
+      <w:lvlJc w:val="left"/>
+      <w:pPr>
+        <w:tabs>
+          <w:tab w:val="num" w:pos="5760"/>
+        </w:tabs>
+        <w:ind w:left="5760" w:hanging="360"/>
+      </w:pPr>
+      <w:rPr>
+        <w:rFonts w:ascii="Symbol" w:hAnsi="Symbol" w:hint="default"/>
+        <w:sz w:val="20"/>
+      </w:rPr>
+    </w:lvl>
+    <w:lvl w:ilvl="8" w:tentative="1">
+      <w:start w:val="1"/>
+      <w:numFmt w:val="bullet"/>
+      <w:lvlText w:val=""/>
+      <w:lvlJc w:val="left"/>
+      <w:pPr>
+        <w:tabs>
+          <w:tab w:val="num" w:pos="6480"/>
+        </w:tabs>
+        <w:ind w:left="6480" w:hanging="360"/>
+      </w:pPr>
+      <w:rPr>
+        <w:rFonts w:ascii="Symbol" w:hAnsi="Symbol" w:hint="default"/>
+        <w:sz w:val="20"/>
+      </w:rPr>
+    </w:lvl>
+  </w:abstractNum>
+  <w:abstractNum w:abstractNumId="4" w15:restartNumberingAfterBreak="0">
+    <w:nsid w:val="557E0EE9"/>
+    <w:multiLevelType w:val="multilevel"/>
+    <w:tmpl w:val="4FCA64B4"/>
+    <w:lvl w:ilvl="0">
+      <w:start w:val="1"/>
+      <w:numFmt w:val="bullet"/>
+      <w:lvlText w:val=""/>
+      <w:lvlJc w:val="left"/>
+      <w:pPr>
+        <w:tabs>
+          <w:tab w:val="num" w:pos="720"/>
+        </w:tabs>
+        <w:ind w:left="720" w:hanging="360"/>
+      </w:pPr>
+      <w:rPr>
+        <w:rFonts w:ascii="Symbol" w:hAnsi="Symbol" w:hint="default"/>
+        <w:sz w:val="20"/>
+      </w:rPr>
+    </w:lvl>
+    <w:lvl w:ilvl="1" w:tentative="1">
+      <w:start w:val="1"/>
+      <w:numFmt w:val="bullet"/>
+      <w:lvlText w:val=""/>
+      <w:lvlJc w:val="left"/>
+      <w:pPr>
+        <w:tabs>
+          <w:tab w:val="num" w:pos="1440"/>
+        </w:tabs>
+        <w:ind w:left="1440" w:hanging="360"/>
+      </w:pPr>
+      <w:rPr>
+        <w:rFonts w:ascii="Symbol" w:hAnsi="Symbol" w:hint="default"/>
+        <w:sz w:val="20"/>
+      </w:rPr>
+    </w:lvl>
+    <w:lvl w:ilvl="2" w:tentative="1">
+      <w:start w:val="1"/>
+      <w:numFmt w:val="bullet"/>
+      <w:lvlText w:val=""/>
+      <w:lvlJc w:val="left"/>
+      <w:pPr>
+        <w:tabs>
+          <w:tab w:val="num" w:pos="2160"/>
+        </w:tabs>
+        <w:ind w:left="2160" w:hanging="360"/>
+      </w:pPr>
+      <w:rPr>
+        <w:rFonts w:ascii="Symbol" w:hAnsi="Symbol" w:hint="default"/>
+        <w:sz w:val="20"/>
+      </w:rPr>
+    </w:lvl>
+    <w:lvl w:ilvl="3" w:tentative="1">
+      <w:start w:val="1"/>
+      <w:numFmt w:val="bullet"/>
+      <w:lvlText w:val=""/>
+      <w:lvlJc w:val="left"/>
+      <w:pPr>
+        <w:tabs>
+          <w:tab w:val="num" w:pos="2880"/>
+        </w:tabs>
+        <w:ind w:left="2880" w:hanging="360"/>
+      </w:pPr>
+      <w:rPr>
+        <w:rFonts w:ascii="Symbol" w:hAnsi="Symbol" w:hint="default"/>
+        <w:sz w:val="20"/>
+      </w:rPr>
+    </w:lvl>
+    <w:lvl w:ilvl="4" w:tentative="1">
+      <w:start w:val="1"/>
+      <w:numFmt w:val="bullet"/>
+      <w:lvlText w:val=""/>
+      <w:lvlJc w:val="left"/>
+      <w:pPr>
+        <w:tabs>
+          <w:tab w:val="num" w:pos="3600"/>
+        </w:tabs>
+        <w:ind w:left="3600" w:hanging="360"/>
+      </w:pPr>
+      <w:rPr>
+        <w:rFonts w:ascii="Symbol" w:hAnsi="Symbol" w:hint="default"/>
+        <w:sz w:val="20"/>
+      </w:rPr>
+    </w:lvl>
+    <w:lvl w:ilvl="5" w:tentative="1">
+      <w:start w:val="1"/>
+      <w:numFmt w:val="bullet"/>
+      <w:lvlText w:val=""/>
+      <w:lvlJc w:val="left"/>
+      <w:pPr>
+        <w:tabs>
+          <w:tab w:val="num" w:pos="4320"/>
+        </w:tabs>
+        <w:ind w:left="4320" w:hanging="360"/>
+      </w:pPr>
+      <w:rPr>
+        <w:rFonts w:ascii="Symbol" w:hAnsi="Symbol" w:hint="default"/>
+        <w:sz w:val="20"/>
+      </w:rPr>
+    </w:lvl>
+    <w:lvl w:ilvl="6" w:tentative="1">
+      <w:start w:val="1"/>
+      <w:numFmt w:val="bullet"/>
+      <w:lvlText w:val=""/>
+      <w:lvlJc w:val="left"/>
+      <w:pPr>
+        <w:tabs>
+          <w:tab w:val="num" w:pos="5040"/>
+        </w:tabs>
+        <w:ind w:left="5040" w:hanging="360"/>
+      </w:pPr>
+      <w:rPr>
+        <w:rFonts w:ascii="Symbol" w:hAnsi="Symbol" w:hint="default"/>
+        <w:sz w:val="20"/>
+      </w:rPr>
+    </w:lvl>
+    <w:lvl w:ilvl="7" w:tentative="1">
+      <w:start w:val="1"/>
+      <w:numFmt w:val="bullet"/>
+      <w:lvlText w:val=""/>
+      <w:lvlJc w:val="left"/>
+      <w:pPr>
+        <w:tabs>
+          <w:tab w:val="num" w:pos="5760"/>
+        </w:tabs>
+        <w:ind w:left="5760" w:hanging="360"/>
+      </w:pPr>
+      <w:rPr>
+        <w:rFonts w:ascii="Symbol" w:hAnsi="Symbol" w:hint="default"/>
+        <w:sz w:val="20"/>
+      </w:rPr>
+    </w:lvl>
+    <w:lvl w:ilvl="8" w:tentative="1">
+      <w:start w:val="1"/>
+      <w:numFmt w:val="bullet"/>
+      <w:lvlText w:val=""/>
+      <w:lvlJc w:val="left"/>
+      <w:pPr>
+        <w:tabs>
+          <w:tab w:val="num" w:pos="6480"/>
+        </w:tabs>
+        <w:ind w:left="6480" w:hanging="360"/>
+      </w:pPr>
+      <w:rPr>
+        <w:rFonts w:ascii="Symbol" w:hAnsi="Symbol" w:hint="default"/>
+        <w:sz w:val="20"/>
+      </w:rPr>
+    </w:lvl>
+  </w:abstractNum>
+  <w:num w:numId="1" w16cid:durableId="1897621162">
+    <w:abstractNumId w:val="4"/>
+  </w:num>
+  <w:num w:numId="2" w16cid:durableId="1504317718">
+    <w:abstractNumId w:val="3"/>
+  </w:num>
+  <w:num w:numId="3" w16cid:durableId="1579829130">
+    <w:abstractNumId w:val="1"/>
+  </w:num>
+  <w:num w:numId="4" w16cid:durableId="552231745">
+    <w:abstractNumId w:val="2"/>
+  </w:num>
+  <w:num w:numId="5" w16cid:durableId="409231108">
+    <w:abstractNumId w:val="0"/>
+  </w:num>
+</w:numbering>
 </file>
 
 <file path=word/styles.xml><?xml version="1.0" encoding="utf-8"?>
@@ -1740,6 +3335,23 @@
     <w:uiPriority w:val="99"/>
     <w:rsid w:val="000A6094"/>
   </w:style>
+  <w:style w:type="paragraph" w:styleId="NormalWeb">
+    <w:name w:val="Normal (Web)"/>
+    <w:basedOn w:val="Normal"/>
+    <w:uiPriority w:val="99"/>
+    <w:semiHidden/>
+    <w:unhideWhenUsed/>
+    <w:rsid w:val="00720082"/>
+    <w:pPr>
+      <w:spacing w:before="100" w:beforeAutospacing="1" w:after="100" w:afterAutospacing="1" w:line="240" w:lineRule="auto"/>
+    </w:pPr>
+    <w:rPr>
+      <w:rFonts w:ascii="Times New Roman" w:eastAsia="Times New Roman" w:hAnsi="Times New Roman" w:cs="Times New Roman"/>
+      <w:sz w:val="24"/>
+      <w:szCs w:val="24"/>
+      <w:lang w:eastAsia="es-MX"/>
+    </w:rPr>
+  </w:style>
 </w:styles>
 </file>
 
@@ -1783,12 +3395,12 @@
 
 <file path=word/glossary/fontTable.xml><?xml version="1.0" encoding="utf-8"?>
 <w:fonts xmlns:mc="http://schemas.openxmlformats.org/markup-compatibility/2006" xmlns:r="http://schemas.openxmlformats.org/officeDocument/2006/relationships" xmlns:w="http://schemas.openxmlformats.org/wordprocessingml/2006/main" xmlns:w14="http://schemas.microsoft.com/office/word/2010/wordml" xmlns:w15="http://schemas.microsoft.com/office/word/2012/wordml" xmlns:w16cex="http://schemas.microsoft.com/office/word/2018/wordml/cex" xmlns:w16cid="http://schemas.microsoft.com/office/word/2016/wordml/cid" xmlns:w16="http://schemas.microsoft.com/office/word/2018/wordml" xmlns:w16sdtdh="http://schemas.microsoft.com/office/word/2020/wordml/sdtdatahash" xmlns:w16se="http://schemas.microsoft.com/office/word/2015/wordml/symex" mc:Ignorable="w14 w15 w16se w16cid w16 w16cex w16sdtdh">
-  <w:font w:name="Calibri">
-    <w:panose1 w:val="020F0502020204030204"/>
-    <w:charset w:val="00"/>
-    <w:family w:val="swiss"/>
+  <w:font w:name="Symbol">
+    <w:panose1 w:val="05050102010706020507"/>
+    <w:charset w:val="02"/>
+    <w:family w:val="roman"/>
     <w:pitch w:val="variable"/>
-    <w:sig w:usb0="E4002EFF" w:usb1="C200247B" w:usb2="00000009" w:usb3="00000000" w:csb0="000001FF" w:csb1="00000000"/>
+    <w:sig w:usb0="00000000" w:usb1="10000000" w:usb2="00000000" w:usb3="00000000" w:csb0="80000000" w:csb1="00000000"/>
   </w:font>
   <w:font w:name="Times New Roman">
     <w:panose1 w:val="02020603050405020304"/>
@@ -1797,12 +3409,26 @@
     <w:pitch w:val="variable"/>
     <w:sig w:usb0="E0002EFF" w:usb1="C000785B" w:usb2="00000009" w:usb3="00000000" w:csb0="000001FF" w:csb1="00000000"/>
   </w:font>
+  <w:font w:name="Calibri">
+    <w:panose1 w:val="020F0502020204030204"/>
+    <w:charset w:val="00"/>
+    <w:family w:val="swiss"/>
+    <w:pitch w:val="variable"/>
+    <w:sig w:usb0="E4002EFF" w:usb1="C200247B" w:usb2="00000009" w:usb3="00000000" w:csb0="000001FF" w:csb1="00000000"/>
+  </w:font>
   <w:font w:name="Calibri Light">
     <w:panose1 w:val="020F0302020204030204"/>
     <w:charset w:val="00"/>
     <w:family w:val="swiss"/>
     <w:pitch w:val="variable"/>
     <w:sig w:usb0="E4002EFF" w:usb1="C200247B" w:usb2="00000009" w:usb3="00000000" w:csb0="000001FF" w:csb1="00000000"/>
+  </w:font>
+  <w:font w:name="Segoe UI">
+    <w:panose1 w:val="020B0502040204020203"/>
+    <w:charset w:val="00"/>
+    <w:family w:val="swiss"/>
+    <w:pitch w:val="variable"/>
+    <w:sig w:usb0="E4002EFF" w:usb1="C000E47F" w:usb2="00000009" w:usb3="00000000" w:csb0="000001FF" w:csb1="00000000"/>
   </w:font>
 </w:fonts>
 </file>
@@ -1828,7 +3454,9 @@
     <w:rsid w:val="00184486"/>
     <w:rsid w:val="003C562A"/>
     <w:rsid w:val="00480B56"/>
+    <w:rsid w:val="0058383D"/>
     <w:rsid w:val="005C1583"/>
+    <w:rsid w:val="006503F6"/>
     <w:rsid w:val="00FD2F34"/>
   </w:rsids>
   <m:mathPr>
@@ -2587,4 +4215,16 @@
     </a:ext>
   </a:extLst>
 </a:theme>
+</file>
+
+<file path=customXml/item1.xml><?xml version="1.0" encoding="utf-8"?>
+<b:Sources xmlns:b="http://schemas.openxmlformats.org/officeDocument/2006/bibliography" xmlns="http://schemas.openxmlformats.org/officeDocument/2006/bibliography" SelectedStyle="\APASixthEditionOfficeOnline.xsl" StyleName="APA" Version="6"/>
+</file>
+
+<file path=customXml/itemProps1.xml><?xml version="1.0" encoding="utf-8"?>
+<ds:datastoreItem xmlns:ds="http://schemas.openxmlformats.org/officeDocument/2006/customXml" ds:itemID="{DF2BAFD2-AB09-475E-889A-1C3199ED339D}">
+  <ds:schemaRefs>
+    <ds:schemaRef ds:uri="http://schemas.openxmlformats.org/officeDocument/2006/bibliography"/>
+  </ds:schemaRefs>
+</ds:datastoreItem>
 </file>